--- a/testakten/versausgleich-haerte-bgh-schaefer-nuernberg/16_vermerk_beauftragung_bgh_anwalt.docx
+++ b/testakten/versausgleich-haerte-bgh-schaefer-nuernberg/16_vermerk_beauftragung_bgh_anwalt.docx
@@ -71,7 +71,7 @@
         <w:jc w:val="left"/>
       </w:pPr>
       <w:r>
-        <w:t>Mit Beschluss des OLG Nürnberg vom 14.11.2022, Az. 7 UF 743/22, zugestellt am 18.11.2022, ist die Beschwerde des Antragstellers erfolgreich gewesen. Das OLG hat die Rechtsbeschwerde zugelassen (§ 70 Abs. 2 FamFG). Die Rechtsbeschwerdefrist (§ 71 Abs. 1 FamFG: ein Monat) endet am 19.12.2022. Die Mandantin hat noch am Zustellungstag telefonisch um Einlegung der Rechtsbeschwerde gebeten und die Beauftragung eines beim BGH zugelassenen Rechtsanwalts erbeten.</w:t>
+        <w:t>Mit Beschluss des OLG Nürnberg vom 14.11.2022, Az. 7 UF 743/22, zugestellt am 18.11.2022, ist die Beschwerde des Antragstellers erfolgreich gewesen. Das OLG hat die Rechtsbeschwerde zugelassen (Paragraf 70 Abs. 2 FamFG). Die Rechtsbeschwerdefrist (Paragraf 71 Abs. 1 FamFG: ein Monat) endet am 19.12.2022. Die Mandantin hat noch am Zustellungstag telefonisch um Einlegung der Rechtsbeschwerde gebeten und die Beauftragung eines beim BGH zugelassenen Rechtsanwalts erbeten.</w:t>
       </w:r>
     </w:p>
     <w:p>
@@ -98,7 +98,7 @@
         <w:pStyle w:val="ListBullet"/>
       </w:pPr>
       <w:r>
-        <w:t>Zulassung beim Bundesgerichtshof (§ 1 BRAO);</w:t>
+        <w:t>Zulassung beim Bundesgerichtshof (Paragraf 1 BRAO);</w:t>
       </w:r>
     </w:p>
     <w:p>
